--- a/World-Builds/01-Post-Apostolic-House-Church/CiC_W1_Validation_Testing.docx
+++ b/World-Builds/01-Post-Apostolic-House-Church/CiC_W1_Validation_Testing.docx
@@ -2,25 +2,23 @@
 <file path=word/document.xml><?xml version="1.0" encoding="utf-8"?>
 <w:document xmlns:w="http://schemas.openxmlformats.org/wordprocessingml/2006/main" xmlns:m="http://schemas.openxmlformats.org/officeDocument/2006/math" xmlns:r="http://schemas.openxmlformats.org/officeDocument/2006/relationships" xmlns:o="urn:schemas-microsoft-com:office:office" xmlns:v="urn:schemas-microsoft-com:vml" xmlns:w10="urn:schemas-microsoft-com:office:word" xmlns:a="http://schemas.openxmlformats.org/drawingml/2006/main" xmlns:pic="http://schemas.openxmlformats.org/drawingml/2006/picture" xmlns:wp="http://schemas.openxmlformats.org/drawingml/2006/wordprocessingDrawing">
   <w:body>
+    <w:bookmarkStart w:id="36" w:name="validation-testing-pahc"/>
     <w:p>
       <w:pPr>
         <w:pStyle w:val="Heading1"/>
       </w:pPr>
-      <w:bookmarkStart w:id="20" w:name="validation-testing-pahc"/>
       <w:r>
         <w:t xml:space="preserve">Validation &amp; Testing — pahc</w:t>
       </w:r>
-      <w:bookmarkEnd w:id="20"/>
-    </w:p>
+    </w:p>
+    <w:bookmarkStart w:id="20" w:name="X3a8f1a6d59db4a2cac59d9425065e841c7ae33c"/>
     <w:p>
       <w:pPr>
         <w:pStyle w:val="Heading2"/>
       </w:pPr>
-      <w:bookmarkStart w:id="21" w:name="X3a8f1a6d59db4a2cac59d9425065e841c7ae33c"/>
       <w:r>
         <w:t xml:space="preserve">Church in Conversation — World #1: Post-Apostolic/Sub-Apostolic House-Church Christianity</w:t>
       </w:r>
-      <w:bookmarkEnd w:id="21"/>
     </w:p>
     <w:p>
       <w:pPr>
@@ -28,6 +26,7 @@
       </w:pPr>
       <w:r>
         <w:rPr>
+          <w:bCs/>
           <w:b/>
         </w:rPr>
         <w:t xml:space="preserve">File:</w:t>
@@ -48,6 +47,7 @@
       </w:pPr>
       <w:r>
         <w:rPr>
+          <w:bCs/>
           <w:b/>
         </w:rPr>
         <w:t xml:space="preserve">Status:</w:t>
@@ -81,6 +81,7 @@
       </w:r>
       <w:r>
         <w:rPr>
+          <w:bCs/>
           <w:b/>
         </w:rPr>
         <w:t xml:space="preserve">This Frozen declaration is the project lead’s own deliberate exercise of governance authority, not a claim that External Scholarly Review (Article 31) has been independently conducted — it has not, and this document continues to state that fact honestly (see Freeze Criteria table below).</w:t>
@@ -98,6 +99,7 @@
       </w:pPr>
       <w:r>
         <w:rPr>
+          <w:bCs/>
           <w:b/>
         </w:rPr>
         <w:t xml:space="preserve">Produced at:</w:t>
@@ -115,6 +117,7 @@
       </w:pPr>
       <w:r>
         <w:rPr>
+          <w:bCs/>
           <w:b/>
         </w:rPr>
         <w:t xml:space="preserve">Scope note, stated up front:</w:t>
@@ -150,6 +153,7 @@
       </w:pPr>
       <w:r>
         <w:rPr>
+          <w:bCs/>
           <w:b/>
         </w:rPr>
         <w:t xml:space="preserve">Consequently, this document does not claim the world is freeze-ready.</w:t>
@@ -167,6 +171,7 @@
       </w:pPr>
       <w:r>
         <w:rPr>
+          <w:bCs/>
           <w:b/>
         </w:rPr>
         <w:t xml:space="preserve">Built from:</w:t>
@@ -185,15 +190,15 @@
         </w:pict>
       </w:r>
     </w:p>
+    <w:bookmarkEnd w:id="20"/>
+    <w:bookmarkStart w:id="21" w:name="historical-plausibility-testing-pass"/>
     <w:p>
       <w:pPr>
         <w:pStyle w:val="Heading2"/>
       </w:pPr>
-      <w:bookmarkStart w:id="22" w:name="historical-plausibility-testing-pass"/>
       <w:r>
         <w:t xml:space="preserve">1. Historical Plausibility Testing — PASS</w:t>
       </w:r>
-      <w:bookmarkEnd w:id="22"/>
     </w:p>
     <w:p>
       <w:pPr>
@@ -225,6 +230,7 @@
       </w:r>
       <w:r>
         <w:rPr>
+          <w:iCs/>
           <w:i/>
         </w:rPr>
         <w:t xml:space="preserve">Chrestus</w:t>
@@ -301,6 +307,7 @@
       </w:pPr>
       <w:r>
         <w:rPr>
+          <w:bCs/>
           <w:b/>
         </w:rPr>
         <w:t xml:space="preserve">One trivial finding, fixed directly (cosmetic, no substantive change):</w:t>
@@ -355,15 +362,15 @@
         </w:pict>
       </w:r>
     </w:p>
+    <w:bookmarkEnd w:id="21"/>
+    <w:bookmarkStart w:id="22" w:name="Xba31936a333e3b59839a52b3f87d187fbd3db27"/>
     <w:p>
       <w:pPr>
         <w:pStyle w:val="Heading2"/>
       </w:pPr>
-      <w:bookmarkStart w:id="23" w:name="Xba31936a333e3b59839a52b3f87d187fbd3db27"/>
       <w:r>
         <w:t xml:space="preserve">2. Ecological Integrity Testing — PASS (open item resolved 2026-07-08)</w:t>
       </w:r>
-      <w:bookmarkEnd w:id="23"/>
     </w:p>
     <w:p>
       <w:pPr>
@@ -397,6 +404,7 @@
       </w:pPr>
       <w:r>
         <w:rPr>
+          <w:bCs/>
           <w:b/>
         </w:rPr>
         <w:t xml:space="preserve">Originally an open item; resolved 2026-07-08.</w:t>
@@ -520,15 +528,15 @@
         </w:pict>
       </w:r>
     </w:p>
+    <w:bookmarkEnd w:id="22"/>
+    <w:bookmarkStart w:id="23" w:name="Xff8d329b50bfc1f9b658dfa6824fa799360ccec"/>
     <w:p>
       <w:pPr>
         <w:pStyle w:val="Heading2"/>
       </w:pPr>
-      <w:bookmarkStart w:id="24" w:name="Xff8d329b50bfc1f9b658dfa6824fa799360ccec"/>
       <w:r>
         <w:t xml:space="preserve">3. Balance Testing — PASS (consolidated disclosure added 2026-07-08)</w:t>
       </w:r>
-      <w:bookmarkEnd w:id="24"/>
     </w:p>
     <w:p>
       <w:pPr>
@@ -626,6 +634,7 @@
       </w:pPr>
       <w:r>
         <w:rPr>
+          <w:bCs/>
           <w:b/>
         </w:rPr>
         <w:t xml:space="preserve">Resolved 2026-07-08.</w:t>
@@ -643,6 +652,7 @@
       </w:pPr>
       <w:r>
         <w:rPr>
+          <w:bCs/>
           <w:b/>
         </w:rPr>
         <w:t xml:space="preserve">Located in:</w:t>
@@ -661,15 +671,15 @@
         </w:pict>
       </w:r>
     </w:p>
+    <w:bookmarkEnd w:id="23"/>
+    <w:bookmarkStart w:id="24" w:name="X4df645e755f6fe19110aac2bb10591ba6a30fc8"/>
     <w:p>
       <w:pPr>
         <w:pStyle w:val="Heading2"/>
       </w:pPr>
-      <w:bookmarkStart w:id="25" w:name="X4df645e755f6fe19110aac2bb10591ba6a30fc8"/>
       <w:r>
         <w:t xml:space="preserve">4. Reduction Testing — PASS (confidence-basis caveat now travels with the claim, 2026-07-08)</w:t>
       </w:r>
-      <w:bookmarkEnd w:id="25"/>
     </w:p>
     <w:p>
       <w:pPr>
@@ -813,6 +823,7 @@
       </w:pPr>
       <w:r>
         <w:rPr>
+          <w:bCs/>
           <w:b/>
         </w:rPr>
         <w:t xml:space="preserve">Resolved 2026-07-08.</w:t>
@@ -830,6 +841,7 @@
       </w:pPr>
       <w:r>
         <w:rPr>
+          <w:bCs/>
           <w:b/>
         </w:rPr>
         <w:t xml:space="preserve">Located in:</w:t>
@@ -848,15 +860,15 @@
         </w:pict>
       </w:r>
     </w:p>
+    <w:bookmarkEnd w:id="24"/>
+    <w:bookmarkStart w:id="25" w:name="complexity-testing-pass"/>
     <w:p>
       <w:pPr>
         <w:pStyle w:val="Heading2"/>
       </w:pPr>
-      <w:bookmarkStart w:id="26" w:name="complexity-testing-pass"/>
       <w:r>
         <w:t xml:space="preserve">5. Complexity Testing — PASS</w:t>
       </w:r>
-      <w:bookmarkEnd w:id="26"/>
     </w:p>
     <w:p>
       <w:pPr>
@@ -885,6 +897,7 @@
       </w:r>
       <w:r>
         <w:rPr>
+          <w:iCs/>
           <w:i/>
         </w:rPr>
         <w:t xml:space="preserve">for</w:t>
@@ -936,6 +949,7 @@
       </w:r>
       <w:r>
         <w:rPr>
+          <w:iCs/>
           <w:i/>
         </w:rPr>
         <w:t xml:space="preserve">agape</w:t>
@@ -954,15 +968,15 @@
         </w:pict>
       </w:r>
     </w:p>
+    <w:bookmarkEnd w:id="25"/>
+    <w:bookmarkStart w:id="26" w:name="emergence-testing-pass"/>
     <w:p>
       <w:pPr>
         <w:pStyle w:val="Heading2"/>
       </w:pPr>
-      <w:bookmarkStart w:id="27" w:name="emergence-testing-pass"/>
       <w:r>
         <w:t xml:space="preserve">6. Emergence Testing — PASS</w:t>
       </w:r>
-      <w:bookmarkEnd w:id="27"/>
     </w:p>
     <w:p>
       <w:pPr>
@@ -1033,15 +1047,15 @@
         </w:pict>
       </w:r>
     </w:p>
+    <w:bookmarkEnd w:id="26"/>
+    <w:bookmarkStart w:id="27" w:name="X6fd14bf168f38d9f4bd3f0e958461e808516c29"/>
     <w:p>
       <w:pPr>
         <w:pStyle w:val="Heading2"/>
       </w:pPr>
-      <w:bookmarkStart w:id="28" w:name="X6fd14bf168f38d9f4bd3f0e958461e808516c29"/>
       <w:r>
         <w:t xml:space="preserve">7. Worship Integration Testing — PASS (upgraded from QUALIFIED PASS; gap closed 2026-07-08)</w:t>
       </w:r>
-      <w:bookmarkEnd w:id="28"/>
     </w:p>
     <w:p>
       <w:pPr>
@@ -1075,6 +1089,7 @@
       </w:pPr>
       <w:r>
         <w:rPr>
+          <w:bCs/>
           <w:b/>
         </w:rPr>
         <w:t xml:space="preserve">Originally found not integrated to the same standard.</w:t>
@@ -1090,6 +1105,7 @@
       </w:r>
       <w:r>
         <w:rPr>
+          <w:iCs/>
           <w:i/>
         </w:rPr>
         <w:t xml:space="preserve">First Apology</w:t>
@@ -1105,6 +1121,7 @@
       </w:r>
       <w:r>
         <w:rPr>
+          <w:iCs/>
           <w:i/>
         </w:rPr>
         <w:t xml:space="preserve">baptisma</w:t>
@@ -1122,6 +1139,7 @@
       </w:pPr>
       <w:r>
         <w:rPr>
+          <w:bCs/>
           <w:b/>
         </w:rPr>
         <w:t xml:space="preserve">Closed at this round-1 review’s own recommendation, same-day (2026-07-08).</w:t>
@@ -1137,6 +1155,7 @@
       </w:r>
       <w:r>
         <w:rPr>
+          <w:iCs/>
           <w:i/>
         </w:rPr>
         <w:t xml:space="preserve">First Apology</w:t>
@@ -1149,6 +1168,7 @@
       </w:r>
       <w:r>
         <w:rPr>
+          <w:iCs/>
           <w:i/>
         </w:rPr>
         <w:t xml:space="preserve">Smyrnaeans</w:t>
@@ -1182,6 +1202,7 @@
       </w:r>
       <w:r>
         <w:rPr>
+          <w:iCs/>
           <w:i/>
         </w:rPr>
         <w:t xml:space="preserve">baptisma</w:t>
@@ -1199,6 +1220,7 @@
       </w:pPr>
       <w:r>
         <w:rPr>
+          <w:bCs/>
           <w:b/>
         </w:rPr>
         <w:t xml:space="preserve">This is disclosed as a real but modest improvement, not oversold:</w:t>
@@ -1216,6 +1238,7 @@
       </w:pPr>
       <w:r>
         <w:rPr>
+          <w:bCs/>
           <w:b/>
         </w:rPr>
         <w:t xml:space="preserve">Located in:</w:t>
@@ -1231,6 +1254,7 @@
       </w:r>
       <w:r>
         <w:rPr>
+          <w:iCs/>
           <w:i/>
         </w:rPr>
         <w:t xml:space="preserve">baptisma</w:t>
@@ -1249,15 +1273,15 @@
         </w:pict>
       </w:r>
     </w:p>
+    <w:bookmarkEnd w:id="27"/>
+    <w:bookmarkStart w:id="28" w:name="X9025be76865f9cff316ff46a1389448ffa43e6f"/>
     <w:p>
       <w:pPr>
         <w:pStyle w:val="Heading2"/>
       </w:pPr>
-      <w:bookmarkStart w:id="29" w:name="X9025be76865f9cff316ff46a1389448ffa43e6f"/>
       <w:r>
         <w:t xml:space="preserve">8. Differentiation Testing — PASS (exclusion rationale added 2026-07-08)</w:t>
       </w:r>
-      <w:bookmarkEnd w:id="29"/>
     </w:p>
     <w:p>
       <w:pPr>
@@ -1293,6 +1317,7 @@
       </w:pPr>
       <w:r>
         <w:rPr>
+          <w:bCs/>
           <w:b/>
         </w:rPr>
         <w:t xml:space="preserve">Resolved 2026-07-08.</w:t>
@@ -1310,6 +1335,7 @@
       </w:pPr>
       <w:r>
         <w:rPr>
+          <w:bCs/>
           <w:b/>
         </w:rPr>
         <w:t xml:space="preserve">Located in:</w:t>
@@ -1328,15 +1354,15 @@
         </w:pict>
       </w:r>
     </w:p>
+    <w:bookmarkEnd w:id="28"/>
+    <w:bookmarkStart w:id="29" w:name="X68d432b34c0180d97fd224158a009d1d344cc34"/>
     <w:p>
       <w:pPr>
         <w:pStyle w:val="Heading2"/>
       </w:pPr>
-      <w:bookmarkStart w:id="30" w:name="X68d432b34c0180d97fd224158a009d1d344cc34"/>
       <w:r>
         <w:t xml:space="preserve">9. Author Dominance Testing — PASS (aggregate accounting added 2026-07-08)</w:t>
       </w:r>
-      <w:bookmarkEnd w:id="30"/>
     </w:p>
     <w:p>
       <w:pPr>
@@ -1388,6 +1414,7 @@
       </w:r>
       <w:r>
         <w:rPr>
+          <w:iCs/>
           <w:i/>
         </w:rPr>
         <w:t xml:space="preserve">presbyterion</w:t>
@@ -1420,6 +1447,7 @@
       </w:pPr>
       <w:r>
         <w:rPr>
+          <w:bCs/>
           <w:b/>
         </w:rPr>
         <w:t xml:space="preserve">Resolved 2026-07-08.</w:t>
@@ -1437,6 +1465,7 @@
       </w:pPr>
       <w:r>
         <w:rPr>
+          <w:bCs/>
           <w:b/>
         </w:rPr>
         <w:t xml:space="preserve">Located in:</w:t>
@@ -1455,15 +1484,15 @@
         </w:pict>
       </w:r>
     </w:p>
+    <w:bookmarkEnd w:id="29"/>
+    <w:bookmarkStart w:id="30" w:name="anachronism-testing-pass"/>
     <w:p>
       <w:pPr>
         <w:pStyle w:val="Heading2"/>
       </w:pPr>
-      <w:bookmarkStart w:id="31" w:name="anachronism-testing-pass"/>
       <w:r>
         <w:t xml:space="preserve">10. Anachronism Testing — PASS</w:t>
       </w:r>
-      <w:bookmarkEnd w:id="31"/>
     </w:p>
     <w:p>
       <w:pPr>
@@ -1534,15 +1563,15 @@
         </w:pict>
       </w:r>
     </w:p>
+    <w:bookmarkEnd w:id="30"/>
+    <w:bookmarkStart w:id="31" w:name="Xdeeb6ffbd74515156b96d7cba162495f0bde879"/>
     <w:p>
       <w:pPr>
         <w:pStyle w:val="Heading2"/>
       </w:pPr>
-      <w:bookmarkStart w:id="32" w:name="Xdeeb6ffbd74515156b96d7cba162495f0bde879"/>
       <w:r>
         <w:t xml:space="preserve">11. Living Tradition Testing — PASS (partial scope: historical/present-day distinction only)</w:t>
       </w:r>
-      <w:bookmarkEnd w:id="32"/>
     </w:p>
     <w:p>
       <w:pPr>
@@ -1625,15 +1654,15 @@
         </w:pict>
       </w:r>
     </w:p>
+    <w:bookmarkEnd w:id="31"/>
+    <w:bookmarkStart w:id="32" w:name="categories-not-attempted"/>
     <w:p>
       <w:pPr>
         <w:pStyle w:val="Heading2"/>
       </w:pPr>
-      <w:bookmarkStart w:id="33" w:name="categories-not-attempted"/>
       <w:r>
         <w:t xml:space="preserve">Categories Not Attempted</w:t>
       </w:r>
-      <w:bookmarkEnd w:id="33"/>
     </w:p>
     <w:p>
       <w:pPr>
@@ -1641,6 +1670,7 @@
       </w:pPr>
       <w:r>
         <w:rPr>
+          <w:bCs/>
           <w:b/>
         </w:rPr>
         <w:t xml:space="preserve">Relational Safety Testing, Adversarial Resistance Testing, Encounter Testing, and the representative-voice component of Living Tradition Testing</w:t>
@@ -1695,15 +1725,15 @@
         </w:pict>
       </w:r>
     </w:p>
+    <w:bookmarkEnd w:id="32"/>
+    <w:bookmarkStart w:id="33" w:name="revision-testing"/>
     <w:p>
       <w:pPr>
         <w:pStyle w:val="Heading2"/>
       </w:pPr>
-      <w:bookmarkStart w:id="34" w:name="revision-testing"/>
       <w:r>
         <w:t xml:space="preserve">Revision Testing</w:t>
       </w:r>
-      <w:bookmarkEnd w:id="34"/>
     </w:p>
     <w:p>
       <w:pPr>
@@ -1716,8 +1746,9 @@
     <w:tbl>
       <w:tblPr>
         <w:tblStyle w:val="Table"/>
-        <w:tblW w:type="pct" w:w="5000.0"/>
-        <w:tblLook w:firstRow="1"/>
+        <w:tblW w:type="pct" w:w="5000"/>
+        <w:tblLook w:firstRow="1" w:lastRow="0" w:firstColumn="0" w:lastColumn="0" w:noHBand="0" w:noVBand="0" w:val="0020"/>
+        <w:jc w:val="start"/>
       </w:tblPr>
       <w:tblGrid>
         <w:gridCol w:w="1980"/>
@@ -1727,15 +1758,10 @@
       </w:tblGrid>
       <w:tr>
         <w:trPr>
-          <w:cnfStyle w:firstRow="1"/>
+          <w:tblHeader w:val="true"/>
         </w:trPr>
         <w:tc>
-          <w:tcPr>
-            <w:tcBorders>
-              <w:bottom w:val="single"/>
-            </w:tcBorders>
-            <w:vAlign w:val="bottom"/>
-          </w:tcPr>
+          <w:tcPr/>
           <w:p>
             <w:pPr>
               <w:pStyle w:val="Compact"/>
@@ -1747,12 +1773,7 @@
           </w:p>
         </w:tc>
         <w:tc>
-          <w:tcPr>
-            <w:tcBorders>
-              <w:bottom w:val="single"/>
-            </w:tcBorders>
-            <w:vAlign w:val="bottom"/>
-          </w:tcPr>
+          <w:tcPr/>
           <w:p>
             <w:pPr>
               <w:pStyle w:val="Compact"/>
@@ -1764,12 +1785,7 @@
           </w:p>
         </w:tc>
         <w:tc>
-          <w:tcPr>
-            <w:tcBorders>
-              <w:bottom w:val="single"/>
-            </w:tcBorders>
-            <w:vAlign w:val="bottom"/>
-          </w:tcPr>
+          <w:tcPr/>
           <w:p>
             <w:pPr>
               <w:pStyle w:val="Compact"/>
@@ -1781,12 +1797,7 @@
           </w:p>
         </w:tc>
         <w:tc>
-          <w:tcPr>
-            <w:tcBorders>
-              <w:bottom w:val="single"/>
-            </w:tcBorders>
-            <w:vAlign w:val="bottom"/>
-          </w:tcPr>
+          <w:tcPr/>
           <w:p>
             <w:pPr>
               <w:pStyle w:val="Compact"/>
@@ -1800,6 +1811,7 @@
       </w:tr>
       <w:tr>
         <w:tc>
+          <w:tcPr/>
           <w:p>
             <w:pPr>
               <w:pStyle w:val="Compact"/>
@@ -1811,6 +1823,7 @@
           </w:p>
         </w:tc>
         <w:tc>
+          <w:tcPr/>
           <w:p>
             <w:pPr>
               <w:pStyle w:val="Compact"/>
@@ -1822,6 +1835,7 @@
           </w:p>
         </w:tc>
         <w:tc>
+          <w:tcPr/>
           <w:p>
             <w:pPr>
               <w:pStyle w:val="Compact"/>
@@ -1833,6 +1847,7 @@
           </w:p>
         </w:tc>
         <w:tc>
+          <w:tcPr/>
           <w:p>
             <w:pPr>
               <w:pStyle w:val="Compact"/>
@@ -1846,6 +1861,7 @@
       </w:tr>
       <w:tr>
         <w:tc>
+          <w:tcPr/>
           <w:p>
             <w:pPr>
               <w:pStyle w:val="Compact"/>
@@ -1875,6 +1891,7 @@
           </w:p>
         </w:tc>
         <w:tc>
+          <w:tcPr/>
           <w:p>
             <w:pPr>
               <w:pStyle w:val="Compact"/>
@@ -1886,6 +1903,7 @@
           </w:p>
         </w:tc>
         <w:tc>
+          <w:tcPr/>
           <w:p>
             <w:pPr>
               <w:pStyle w:val="Compact"/>
@@ -1897,6 +1915,7 @@
           </w:p>
         </w:tc>
         <w:tc>
+          <w:tcPr/>
           <w:p>
             <w:pPr>
               <w:pStyle w:val="Compact"/>
@@ -1904,6 +1923,7 @@
             </w:pPr>
             <w:r>
               <w:rPr>
+                <w:bCs/>
                 <w:b/>
               </w:rPr>
               <w:t xml:space="preserve">Yes (2026-07-08)</w:t>
@@ -1919,6 +1939,7 @@
       </w:tr>
       <w:tr>
         <w:tc>
+          <w:tcPr/>
           <w:p>
             <w:pPr>
               <w:pStyle w:val="Compact"/>
@@ -1930,6 +1951,7 @@
           </w:p>
         </w:tc>
         <w:tc>
+          <w:tcPr/>
           <w:p>
             <w:pPr>
               <w:pStyle w:val="Compact"/>
@@ -1941,6 +1963,7 @@
           </w:p>
         </w:tc>
         <w:tc>
+          <w:tcPr/>
           <w:p>
             <w:pPr>
               <w:pStyle w:val="Compact"/>
@@ -1952,6 +1975,7 @@
           </w:p>
         </w:tc>
         <w:tc>
+          <w:tcPr/>
           <w:p>
             <w:pPr>
               <w:pStyle w:val="Compact"/>
@@ -1959,6 +1983,7 @@
             </w:pPr>
             <w:r>
               <w:rPr>
+                <w:bCs/>
                 <w:b/>
               </w:rPr>
               <w:t xml:space="preserve">Yes (2026-07-08)</w:t>
@@ -1974,6 +1999,7 @@
       </w:tr>
       <w:tr>
         <w:tc>
+          <w:tcPr/>
           <w:p>
             <w:pPr>
               <w:pStyle w:val="Compact"/>
@@ -1997,6 +2023,7 @@
           </w:p>
         </w:tc>
         <w:tc>
+          <w:tcPr/>
           <w:p>
             <w:pPr>
               <w:pStyle w:val="Compact"/>
@@ -2008,6 +2035,7 @@
           </w:p>
         </w:tc>
         <w:tc>
+          <w:tcPr/>
           <w:p>
             <w:pPr>
               <w:pStyle w:val="Compact"/>
@@ -2019,6 +2047,7 @@
           </w:p>
         </w:tc>
         <w:tc>
+          <w:tcPr/>
           <w:p>
             <w:pPr>
               <w:pStyle w:val="Compact"/>
@@ -2026,6 +2055,7 @@
             </w:pPr>
             <w:r>
               <w:rPr>
+                <w:bCs/>
                 <w:b/>
               </w:rPr>
               <w:t xml:space="preserve">Yes (2026-07-08)</w:t>
@@ -2041,6 +2071,7 @@
       </w:tr>
       <w:tr>
         <w:tc>
+          <w:tcPr/>
           <w:p>
             <w:pPr>
               <w:pStyle w:val="Compact"/>
@@ -2052,6 +2083,7 @@
           </w:p>
         </w:tc>
         <w:tc>
+          <w:tcPr/>
           <w:p>
             <w:pPr>
               <w:pStyle w:val="Compact"/>
@@ -2063,6 +2095,7 @@
           </w:p>
         </w:tc>
         <w:tc>
+          <w:tcPr/>
           <w:p>
             <w:pPr>
               <w:pStyle w:val="Compact"/>
@@ -2076,6 +2109,7 @@
             </w:r>
             <w:r>
               <w:rPr>
+                <w:iCs/>
                 <w:i/>
               </w:rPr>
               <w:t xml:space="preserve">First Apology</w:t>
@@ -2091,6 +2125,7 @@
             </w:r>
             <w:r>
               <w:rPr>
+                <w:iCs/>
                 <w:i/>
               </w:rPr>
               <w:t xml:space="preserve">baptisma</w:t>
@@ -2104,6 +2139,7 @@
           </w:p>
         </w:tc>
         <w:tc>
+          <w:tcPr/>
           <w:p>
             <w:pPr>
               <w:pStyle w:val="Compact"/>
@@ -2111,6 +2147,7 @@
             </w:pPr>
             <w:r>
               <w:rPr>
+                <w:bCs/>
                 <w:b/>
               </w:rPr>
               <w:t xml:space="preserve">Yes (2026-07-08)</w:t>
@@ -2126,6 +2163,7 @@
       </w:tr>
       <w:tr>
         <w:tc>
+          <w:tcPr/>
           <w:p>
             <w:pPr>
               <w:pStyle w:val="Compact"/>
@@ -2137,6 +2175,7 @@
           </w:p>
         </w:tc>
         <w:tc>
+          <w:tcPr/>
           <w:p>
             <w:pPr>
               <w:pStyle w:val="Compact"/>
@@ -2148,6 +2187,7 @@
           </w:p>
         </w:tc>
         <w:tc>
+          <w:tcPr/>
           <w:p>
             <w:pPr>
               <w:pStyle w:val="Compact"/>
@@ -2159,6 +2199,7 @@
           </w:p>
         </w:tc>
         <w:tc>
+          <w:tcPr/>
           <w:p>
             <w:pPr>
               <w:pStyle w:val="Compact"/>
@@ -2166,6 +2207,7 @@
             </w:pPr>
             <w:r>
               <w:rPr>
+                <w:bCs/>
                 <w:b/>
               </w:rPr>
               <w:t xml:space="preserve">Yes (2026-07-08)</w:t>
@@ -2181,6 +2223,7 @@
       </w:tr>
       <w:tr>
         <w:tc>
+          <w:tcPr/>
           <w:p>
             <w:pPr>
               <w:pStyle w:val="Compact"/>
@@ -2192,6 +2235,7 @@
           </w:p>
         </w:tc>
         <w:tc>
+          <w:tcPr/>
           <w:p>
             <w:pPr>
               <w:pStyle w:val="Compact"/>
@@ -2203,6 +2247,7 @@
           </w:p>
         </w:tc>
         <w:tc>
+          <w:tcPr/>
           <w:p>
             <w:pPr>
               <w:pStyle w:val="Compact"/>
@@ -2214,6 +2259,7 @@
           </w:p>
         </w:tc>
         <w:tc>
+          <w:tcPr/>
           <w:p>
             <w:pPr>
               <w:pStyle w:val="Compact"/>
@@ -2221,6 +2267,7 @@
             </w:pPr>
             <w:r>
               <w:rPr>
+                <w:bCs/>
                 <w:b/>
               </w:rPr>
               <w:t xml:space="preserve">Yes (2026-07-08)</w:t>
@@ -2250,15 +2297,15 @@
         </w:pict>
       </w:r>
     </w:p>
+    <w:bookmarkEnd w:id="33"/>
+    <w:bookmarkStart w:id="34" w:name="freeze-criteria-status-check"/>
     <w:p>
       <w:pPr>
         <w:pStyle w:val="Heading2"/>
       </w:pPr>
-      <w:bookmarkStart w:id="35" w:name="freeze-criteria-status-check"/>
       <w:r>
         <w:t xml:space="preserve">Freeze Criteria — Status Check</w:t>
       </w:r>
-      <w:bookmarkEnd w:id="35"/>
     </w:p>
     <w:p>
       <w:pPr>
@@ -2272,6 +2319,7 @@
       </w:r>
       <w:r>
         <w:rPr>
+          <w:bCs/>
           <w:b/>
         </w:rPr>
         <w:t xml:space="preserve">Note (2026-07-08):</w:t>
@@ -2286,8 +2334,9 @@
     <w:tbl>
       <w:tblPr>
         <w:tblStyle w:val="Table"/>
-        <w:tblW w:type="pct" w:w="5000.0"/>
-        <w:tblLook w:firstRow="1"/>
+        <w:tblW w:type="pct" w:w="5000"/>
+        <w:tblLook w:firstRow="1" w:lastRow="0" w:firstColumn="0" w:lastColumn="0" w:noHBand="0" w:noVBand="0" w:val="0020"/>
+        <w:jc w:val="start"/>
       </w:tblPr>
       <w:tblGrid>
         <w:gridCol w:w="3960"/>
@@ -2295,15 +2344,10 @@
       </w:tblGrid>
       <w:tr>
         <w:trPr>
-          <w:cnfStyle w:firstRow="1"/>
+          <w:tblHeader w:val="true"/>
         </w:trPr>
         <w:tc>
-          <w:tcPr>
-            <w:tcBorders>
-              <w:bottom w:val="single"/>
-            </w:tcBorders>
-            <w:vAlign w:val="bottom"/>
-          </w:tcPr>
+          <w:tcPr/>
           <w:p>
             <w:pPr>
               <w:pStyle w:val="Compact"/>
@@ -2315,12 +2359,7 @@
           </w:p>
         </w:tc>
         <w:tc>
-          <w:tcPr>
-            <w:tcBorders>
-              <w:bottom w:val="single"/>
-            </w:tcBorders>
-            <w:vAlign w:val="bottom"/>
-          </w:tcPr>
+          <w:tcPr/>
           <w:p>
             <w:pPr>
               <w:pStyle w:val="Compact"/>
@@ -2334,6 +2373,7 @@
       </w:tr>
       <w:tr>
         <w:tc>
+          <w:tcPr/>
           <w:p>
             <w:pPr>
               <w:pStyle w:val="Compact"/>
@@ -2345,6 +2385,7 @@
           </w:p>
         </w:tc>
         <w:tc>
+          <w:tcPr/>
           <w:p>
             <w:pPr>
               <w:pStyle w:val="Compact"/>
@@ -2358,6 +2399,7 @@
       </w:tr>
       <w:tr>
         <w:tc>
+          <w:tcPr/>
           <w:p>
             <w:pPr>
               <w:pStyle w:val="Compact"/>
@@ -2369,6 +2411,7 @@
           </w:p>
         </w:tc>
         <w:tc>
+          <w:tcPr/>
           <w:p>
             <w:pPr>
               <w:pStyle w:val="Compact"/>
@@ -2382,6 +2425,7 @@
       </w:tr>
       <w:tr>
         <w:tc>
+          <w:tcPr/>
           <w:p>
             <w:pPr>
               <w:pStyle w:val="Compact"/>
@@ -2393,6 +2437,7 @@
           </w:p>
         </w:tc>
         <w:tc>
+          <w:tcPr/>
           <w:p>
             <w:pPr>
               <w:pStyle w:val="Compact"/>
@@ -2406,6 +2451,7 @@
       </w:tr>
       <w:tr>
         <w:tc>
+          <w:tcPr/>
           <w:p>
             <w:pPr>
               <w:pStyle w:val="Compact"/>
@@ -2417,6 +2463,7 @@
           </w:p>
         </w:tc>
         <w:tc>
+          <w:tcPr/>
           <w:p>
             <w:pPr>
               <w:pStyle w:val="Compact"/>
@@ -2430,6 +2477,7 @@
       </w:tr>
       <w:tr>
         <w:tc>
+          <w:tcPr/>
           <w:p>
             <w:pPr>
               <w:pStyle w:val="Compact"/>
@@ -2441,6 +2489,7 @@
           </w:p>
         </w:tc>
         <w:tc>
+          <w:tcPr/>
           <w:p>
             <w:pPr>
               <w:pStyle w:val="Compact"/>
@@ -2454,6 +2503,7 @@
       </w:tr>
       <w:tr>
         <w:tc>
+          <w:tcPr/>
           <w:p>
             <w:pPr>
               <w:pStyle w:val="Compact"/>
@@ -2465,6 +2515,7 @@
           </w:p>
         </w:tc>
         <w:tc>
+          <w:tcPr/>
           <w:p>
             <w:pPr>
               <w:pStyle w:val="Compact"/>
@@ -2472,6 +2523,7 @@
             </w:pPr>
             <w:r>
               <w:rPr>
+                <w:bCs/>
                 <w:b/>
               </w:rPr>
               <w:t xml:space="preserve">Not yet assessable — no Representative exists (Step 10 not begun)</w:t>
@@ -2481,6 +2533,7 @@
       </w:tr>
       <w:tr>
         <w:tc>
+          <w:tcPr/>
           <w:p>
             <w:pPr>
               <w:pStyle w:val="Compact"/>
@@ -2492,6 +2545,7 @@
           </w:p>
         </w:tc>
         <w:tc>
+          <w:tcPr/>
           <w:p>
             <w:pPr>
               <w:pStyle w:val="Compact"/>
@@ -2499,6 +2553,7 @@
             </w:pPr>
             <w:r>
               <w:rPr>
+                <w:bCs/>
                 <w:b/>
               </w:rPr>
               <w:t xml:space="preserve">Not yet assessable — no Representative/runtime exists</w:t>
@@ -2508,6 +2563,7 @@
       </w:tr>
       <w:tr>
         <w:tc>
+          <w:tcPr/>
           <w:p>
             <w:pPr>
               <w:pStyle w:val="Compact"/>
@@ -2519,6 +2575,7 @@
           </w:p>
         </w:tc>
         <w:tc>
+          <w:tcPr/>
           <w:p>
             <w:pPr>
               <w:pStyle w:val="Compact"/>
@@ -2532,6 +2589,7 @@
       </w:tr>
       <w:tr>
         <w:tc>
+          <w:tcPr/>
           <w:p>
             <w:pPr>
               <w:pStyle w:val="Compact"/>
@@ -2543,6 +2601,7 @@
           </w:p>
         </w:tc>
         <w:tc>
+          <w:tcPr/>
           <w:p>
             <w:pPr>
               <w:pStyle w:val="Compact"/>
@@ -2556,6 +2615,7 @@
       </w:tr>
       <w:tr>
         <w:tc>
+          <w:tcPr/>
           <w:p>
             <w:pPr>
               <w:pStyle w:val="Compact"/>
@@ -2567,6 +2627,7 @@
           </w:p>
         </w:tc>
         <w:tc>
+          <w:tcPr/>
           <w:p>
             <w:pPr>
               <w:pStyle w:val="Compact"/>
@@ -2580,6 +2641,7 @@
       </w:tr>
       <w:tr>
         <w:tc>
+          <w:tcPr/>
           <w:p>
             <w:pPr>
               <w:pStyle w:val="Compact"/>
@@ -2591,6 +2653,7 @@
           </w:p>
         </w:tc>
         <w:tc>
+          <w:tcPr/>
           <w:p>
             <w:pPr>
               <w:pStyle w:val="Compact"/>
@@ -2604,6 +2667,7 @@
       </w:tr>
       <w:tr>
         <w:tc>
+          <w:tcPr/>
           <w:p>
             <w:pPr>
               <w:pStyle w:val="Compact"/>
@@ -2615,6 +2679,7 @@
           </w:p>
         </w:tc>
         <w:tc>
+          <w:tcPr/>
           <w:p>
             <w:pPr>
               <w:pStyle w:val="Compact"/>
@@ -2622,6 +2687,7 @@
             </w:pPr>
             <w:r>
               <w:rPr>
+                <w:bCs/>
                 <w:b/>
               </w:rPr>
               <w:t xml:space="preserve">Not yet conducted — outside this session’s scope; requires an outside human reviewer</w:t>
@@ -2636,6 +2702,7 @@
       </w:pPr>
       <w:r>
         <w:rPr>
+          <w:bCs/>
           <w:b/>
         </w:rPr>
         <w:t xml:space="preserve">Summary:</w:t>
@@ -2651,6 +2718,7 @@
       </w:r>
       <w:r>
         <w:rPr>
+          <w:bCs/>
           <w:b/>
         </w:rPr>
         <w:t xml:space="preserve">This world’s status is FROZEN as of 2026-07-08, by the project lead’s own explicit, deliberate authority — a governance decision distinct from, and not contingent on, all twelve criteria above being independently satisfied.</w:t>
@@ -2669,15 +2737,15 @@
         </w:pict>
       </w:r>
     </w:p>
+    <w:bookmarkEnd w:id="34"/>
+    <w:bookmarkStart w:id="35" w:name="document-log"/>
     <w:p>
       <w:pPr>
         <w:pStyle w:val="Heading2"/>
       </w:pPr>
-      <w:bookmarkStart w:id="36" w:name="document-log"/>
       <w:r>
         <w:t xml:space="preserve">Document Log</w:t>
       </w:r>
-      <w:bookmarkEnd w:id="36"/>
     </w:p>
     <w:p>
       <w:pPr>
@@ -2689,6 +2757,7 @@
       </w:pPr>
       <w:r>
         <w:rPr>
+          <w:bCs/>
           <w:b/>
         </w:rPr>
         <w:t xml:space="preserve">Document:</w:t>
@@ -2722,6 +2791,7 @@
       </w:pPr>
       <w:r>
         <w:rPr>
+          <w:bCs/>
           <w:b/>
         </w:rPr>
         <w:t xml:space="preserve">Testing pass:</w:t>
@@ -2743,6 +2813,7 @@
       </w:pPr>
       <w:r>
         <w:rPr>
+          <w:bCs/>
           <w:b/>
         </w:rPr>
         <w:t xml:space="preserve">Findings (as originally drafted):</w:t>
@@ -2764,6 +2835,7 @@
       </w:pPr>
       <w:r>
         <w:rPr>
+          <w:bCs/>
           <w:b/>
         </w:rPr>
         <w:t xml:space="preserve">Status:</w:t>
@@ -2785,6 +2857,7 @@
       </w:pPr>
       <w:r>
         <w:rPr>
+          <w:bCs/>
           <w:b/>
         </w:rPr>
         <w:t xml:space="preserve">Worship Integration Testing resolved same-day (2026-07-08):</w:t>
@@ -2800,6 +2873,7 @@
       </w:r>
       <w:r>
         <w:rPr>
+          <w:iCs/>
           <w:i/>
         </w:rPr>
         <w:t xml:space="preserve">First Apology</w:t>
@@ -2815,6 +2889,7 @@
       </w:r>
       <w:r>
         <w:rPr>
+          <w:iCs/>
           <w:i/>
         </w:rPr>
         <w:t xml:space="preserve">baptisma</w:t>
@@ -2836,6 +2911,7 @@
       </w:pPr>
       <w:r>
         <w:rPr>
+          <w:bCs/>
           <w:b/>
         </w:rPr>
         <w:t xml:space="preserve">Status update:</w:t>
@@ -2857,6 +2933,7 @@
       </w:pPr>
       <w:r>
         <w:rPr>
+          <w:bCs/>
           <w:b/>
         </w:rPr>
         <w:t xml:space="preserve">Independent review of the baptism revision (2026-07-08):</w:t>
@@ -2872,6 +2949,7 @@
       </w:r>
       <w:r>
         <w:rPr>
+          <w:iCs/>
           <w:i/>
         </w:rPr>
         <w:t xml:space="preserve">First Apology</w:t>
@@ -2887,6 +2965,7 @@
       </w:r>
       <w:r>
         <w:rPr>
+          <w:iCs/>
           <w:i/>
         </w:rPr>
         <w:t xml:space="preserve">baptisma</w:t>
@@ -2920,6 +2999,7 @@
       </w:r>
       <w:r>
         <w:rPr>
+          <w:bCs/>
           <w:b/>
         </w:rPr>
         <w:t xml:space="preserve">One cosmetic finding:</w:t>
@@ -2959,30 +3039,35 @@
       </w:pPr>
       <w:r>
         <w:rPr>
+          <w:bCs/>
           <w:b/>
         </w:rPr>
         <w:t xml:space="preserve">Batch resolution of the remaining six Validation &amp; Testing findings (2026-07-08), authorized by the project lead (</w:t>
       </w:r>
       <w:r>
         <w:rPr>
-          <w:b/>
-        </w:rPr>
-        <w:t xml:space="preserve">“</w:t>
-      </w:r>
-      <w:r>
-        <w:rPr>
+          <w:bCs/>
+          <w:b/>
+        </w:rPr>
+        <w:t xml:space="preserve">“</w:t>
+      </w:r>
+      <w:r>
+        <w:rPr>
+          <w:bCs/>
           <w:b/>
         </w:rPr>
         <w:t xml:space="preserve">approved to proceed, lets handle them as a batch</w:t>
       </w:r>
       <w:r>
         <w:rPr>
-          <w:b/>
-        </w:rPr>
-        <w:t xml:space="preserve">”</w:t>
-      </w:r>
-      <w:r>
-        <w:rPr>
+          <w:bCs/>
+          <w:b/>
+        </w:rPr>
+        <w:t xml:space="preserve">”</w:t>
+      </w:r>
+      <w:r>
+        <w:rPr>
+          <w:bCs/>
           <w:b/>
         </w:rPr>
         <w:t xml:space="preserve">) to proceed as a single pass rather than sequentially, one document at a time:</w:t>
@@ -3034,6 +3119,7 @@
       </w:r>
       <w:r>
         <w:rPr>
+          <w:bCs/>
           <w:b/>
         </w:rPr>
         <w:t xml:space="preserve">Status: applied, not yet independently reviewed.</w:t>
@@ -3055,6 +3141,7 @@
       </w:pPr>
       <w:r>
         <w:rPr>
+          <w:bCs/>
           <w:b/>
         </w:rPr>
         <w:t xml:space="preserve">Cold review, round 1, of the full batch (2026-07-08):</w:t>
@@ -3082,6 +3169,7 @@
       </w:r>
       <w:r>
         <w:rPr>
+          <w:bCs/>
           <w:b/>
         </w:rPr>
         <w:t xml:space="preserve">SUBSTANTIAL REVISION REQUIRED</w:t>
@@ -3112,6 +3200,7 @@
       </w:r>
       <w:r>
         <w:rPr>
+          <w:iCs/>
           <w:i/>
         </w:rPr>
         <w:t xml:space="preserve">inside</w:t>
@@ -3199,6 +3288,7 @@
       </w:pPr>
       <w:r>
         <w:rPr>
+          <w:bCs/>
           <w:b/>
         </w:rPr>
         <w:t xml:space="preserve">Round-1 batch-review fixes applied (2026-07-08):</w:t>
@@ -3256,6 +3346,7 @@
       </w:pPr>
       <w:r>
         <w:rPr>
+          <w:bCs/>
           <w:b/>
         </w:rPr>
         <w:t xml:space="preserve">Round-2 independent verification of the three batch-review fixes (2026-07-08):</w:t>
@@ -3298,6 +3389,7 @@
       </w:r>
       <w:r>
         <w:rPr>
+          <w:bCs/>
           <w:b/>
         </w:rPr>
         <w:t xml:space="preserve">All six original Validation &amp; Testing findings, and the batch’s own three self-identified defects, are now genuinely closed</w:t>
@@ -3322,6 +3414,7 @@
       </w:pPr>
       <w:r>
         <w:rPr>
+          <w:bCs/>
           <w:b/>
         </w:rPr>
         <w:t xml:space="preserve">Project-lead sign-off (2026-07-08):</w:t>
@@ -3355,6 +3448,7 @@
       </w:r>
       <w:r>
         <w:rPr>
+          <w:bCs/>
           <w:b/>
         </w:rPr>
         <w:t xml:space="preserve">Approved to proceed</w:t>
@@ -3391,6 +3485,7 @@
       </w:r>
       <w:r>
         <w:rPr>
+          <w:bCs/>
           <w:b/>
         </w:rPr>
         <w:t xml:space="preserve">Status at that point: APPROVED TO PROCEED, not Frozen.</w:t>
@@ -3409,6 +3504,7 @@
       </w:pPr>
       <w:r>
         <w:rPr>
+          <w:bCs/>
           <w:b/>
         </w:rPr>
         <w:t xml:space="preserve">Frozen declaration, by explicit project-lead authority (2026-07-08).</w:t>
@@ -3495,18 +3591,21 @@
       </w:r>
       <w:r>
         <w:rPr>
-          <w:b/>
-        </w:rPr>
-        <w:t xml:space="preserve">“</w:t>
-      </w:r>
-      <w:r>
-        <w:rPr>
+          <w:bCs/>
+          <w:b/>
+        </w:rPr>
+        <w:t xml:space="preserve">“</w:t>
+      </w:r>
+      <w:r>
+        <w:rPr>
+          <w:bCs/>
           <w:b/>
         </w:rPr>
         <w:t xml:space="preserve">consider the world complete and frozen on my authority. and approved to proceed.</w:t>
       </w:r>
       <w:r>
         <w:rPr>
+          <w:bCs/>
           <w:b/>
         </w:rPr>
         <w:t xml:space="preserve">”</w:t>
@@ -3526,6 +3625,7 @@
       </w:pPr>
       <w:r>
         <w:rPr>
+          <w:bCs/>
           <w:b/>
         </w:rPr>
         <w:t xml:space="preserve">What this declaration does and does not mean, stated plainly:</w:t>
@@ -3541,6 +3641,7 @@
       </w:r>
       <w:r>
         <w:rPr>
+          <w:bCs/>
           <w:b/>
         </w:rPr>
         <w:t xml:space="preserve">not</w:t>
@@ -3570,6 +3671,7 @@
       </w:pPr>
       <w:r>
         <w:rPr>
+          <w:bCs/>
           <w:b/>
         </w:rPr>
         <w:t xml:space="preserve">Status: FROZEN, by explicit project-lead authority.</w:t>
@@ -3581,6 +3683,8 @@
         <w:t xml:space="preserve">External Scholarly Review (Article 31) remains factually outstanding and is not represented as complete by this declaration.</w:t>
       </w:r>
     </w:p>
+    <w:bookmarkEnd w:id="35"/>
+    <w:bookmarkEnd w:id="36"/>
     <w:sectPr/>
   </w:body>
 </w:document>
@@ -3612,17 +3716,14 @@
 <file path=word/numbering.xml><?xml version="1.0" encoding="utf-8"?>
 <w:numbering xmlns:w="http://schemas.openxmlformats.org/wordprocessingml/2006/main">
   <w:abstractNum w:abstractNumId="990">
-    <w:nsid w:val="2c1ae401"/>
+    <w:nsid w:val="A990"/>
     <w:multiLevelType w:val="multilevel"/>
     <w:lvl w:ilvl="0">
       <w:numFmt w:val="bullet"/>
       <w:lvlText w:val=" "/>
       <w:lvlJc w:val="left"/>
       <w:pPr>
-        <w:tabs>
-          <w:tab w:val="num" w:pos="0"/>
-        </w:tabs>
-        <w:ind w:left="480" w:hanging="480"/>
+        <w:ind w:left="720" w:hanging="480"/>
       </w:pPr>
     </w:lvl>
     <w:lvl w:ilvl="1">
@@ -3630,10 +3731,7 @@
       <w:lvlText w:val=" "/>
       <w:lvlJc w:val="left"/>
       <w:pPr>
-        <w:tabs>
-          <w:tab w:val="num" w:pos="720"/>
-        </w:tabs>
-        <w:ind w:left="1200" w:hanging="480"/>
+        <w:ind w:left="1440" w:hanging="480"/>
       </w:pPr>
     </w:lvl>
     <w:lvl w:ilvl="2">
@@ -3641,10 +3739,7 @@
       <w:lvlText w:val=" "/>
       <w:lvlJc w:val="left"/>
       <w:pPr>
-        <w:tabs>
-          <w:tab w:val="num" w:pos="1440"/>
-        </w:tabs>
-        <w:ind w:left="1920" w:hanging="480"/>
+        <w:ind w:left="2160" w:hanging="480"/>
       </w:pPr>
     </w:lvl>
     <w:lvl w:ilvl="3">
@@ -3652,10 +3747,7 @@
       <w:lvlText w:val=" "/>
       <w:lvlJc w:val="left"/>
       <w:pPr>
-        <w:tabs>
-          <w:tab w:val="num" w:pos="2160"/>
-        </w:tabs>
-        <w:ind w:left="2640" w:hanging="480"/>
+        <w:ind w:left="2880" w:hanging="480"/>
       </w:pPr>
     </w:lvl>
     <w:lvl w:ilvl="4">
@@ -3663,10 +3755,7 @@
       <w:lvlText w:val=" "/>
       <w:lvlJc w:val="left"/>
       <w:pPr>
-        <w:tabs>
-          <w:tab w:val="num" w:pos="2880"/>
-        </w:tabs>
-        <w:ind w:left="3360" w:hanging="480"/>
+        <w:ind w:left="3600" w:hanging="480"/>
       </w:pPr>
     </w:lvl>
     <w:lvl w:ilvl="5">
@@ -3674,10 +3763,7 @@
       <w:lvlText w:val=" "/>
       <w:lvlJc w:val="left"/>
       <w:pPr>
-        <w:tabs>
-          <w:tab w:val="num" w:pos="3600"/>
-        </w:tabs>
-        <w:ind w:left="4080" w:hanging="480"/>
+        <w:ind w:left="4320" w:hanging="480"/>
       </w:pPr>
     </w:lvl>
     <w:lvl w:ilvl="6">
@@ -3685,10 +3771,7 @@
       <w:lvlText w:val=" "/>
       <w:lvlJc w:val="left"/>
       <w:pPr>
-        <w:tabs>
-          <w:tab w:val="num" w:pos="4320"/>
-        </w:tabs>
-        <w:ind w:left="4800" w:hanging="480"/>
+        <w:ind w:left="5040" w:hanging="480"/>
       </w:pPr>
     </w:lvl>
     <w:lvl w:ilvl="7">
@@ -3696,10 +3779,7 @@
       <w:lvlText w:val=" "/>
       <w:lvlJc w:val="left"/>
       <w:pPr>
-        <w:tabs>
-          <w:tab w:val="num" w:pos="5040"/>
-        </w:tabs>
-        <w:ind w:left="5520" w:hanging="480"/>
+        <w:ind w:left="5760" w:hanging="480"/>
       </w:pPr>
     </w:lvl>
     <w:lvl w:ilvl="8">
@@ -3707,25 +3787,19 @@
       <w:lvlText w:val=" "/>
       <w:lvlJc w:val="left"/>
       <w:pPr>
-        <w:tabs>
-          <w:tab w:val="num" w:pos="5760"/>
-        </w:tabs>
-        <w:ind w:left="6240" w:hanging="480"/>
+        <w:ind w:left="6480" w:hanging="480"/>
       </w:pPr>
     </w:lvl>
   </w:abstractNum>
   <w:abstractNum w:abstractNumId="991">
-    <w:nsid w:val="ea454b4c"/>
+    <w:nsid w:val="A991"/>
     <w:multiLevelType w:val="multilevel"/>
     <w:lvl w:ilvl="0">
       <w:numFmt w:val="bullet"/>
       <w:lvlText w:val="•"/>
       <w:lvlJc w:val="left"/>
       <w:pPr>
-        <w:tabs>
-          <w:tab w:val="num" w:pos="0"/>
-        </w:tabs>
-        <w:ind w:left="480" w:hanging="480"/>
+        <w:ind w:left="720" w:hanging="480"/>
       </w:pPr>
     </w:lvl>
     <w:lvl w:ilvl="1">
@@ -3733,10 +3807,7 @@
       <w:lvlText w:val="–"/>
       <w:lvlJc w:val="left"/>
       <w:pPr>
-        <w:tabs>
-          <w:tab w:val="num" w:pos="720"/>
-        </w:tabs>
-        <w:ind w:left="1200" w:hanging="480"/>
+        <w:ind w:left="1440" w:hanging="480"/>
       </w:pPr>
     </w:lvl>
     <w:lvl w:ilvl="2">
@@ -3744,10 +3815,7 @@
       <w:lvlText w:val="•"/>
       <w:lvlJc w:val="left"/>
       <w:pPr>
-        <w:tabs>
-          <w:tab w:val="num" w:pos="1440"/>
-        </w:tabs>
-        <w:ind w:left="1920" w:hanging="480"/>
+        <w:ind w:left="2160" w:hanging="480"/>
       </w:pPr>
     </w:lvl>
     <w:lvl w:ilvl="3">
@@ -3755,10 +3823,7 @@
       <w:lvlText w:val="–"/>
       <w:lvlJc w:val="left"/>
       <w:pPr>
-        <w:tabs>
-          <w:tab w:val="num" w:pos="2160"/>
-        </w:tabs>
-        <w:ind w:left="2640" w:hanging="480"/>
+        <w:ind w:left="2880" w:hanging="480"/>
       </w:pPr>
     </w:lvl>
     <w:lvl w:ilvl="4">
@@ -3766,10 +3831,7 @@
       <w:lvlText w:val="•"/>
       <w:lvlJc w:val="left"/>
       <w:pPr>
-        <w:tabs>
-          <w:tab w:val="num" w:pos="2880"/>
-        </w:tabs>
-        <w:ind w:left="3360" w:hanging="480"/>
+        <w:ind w:left="3600" w:hanging="480"/>
       </w:pPr>
     </w:lvl>
     <w:lvl w:ilvl="5">
@@ -3777,10 +3839,7 @@
       <w:lvlText w:val="–"/>
       <w:lvlJc w:val="left"/>
       <w:pPr>
-        <w:tabs>
-          <w:tab w:val="num" w:pos="3600"/>
-        </w:tabs>
-        <w:ind w:left="4080" w:hanging="480"/>
+        <w:ind w:left="4320" w:hanging="480"/>
       </w:pPr>
     </w:lvl>
     <w:lvl w:ilvl="6">
@@ -3788,10 +3847,7 @@
       <w:lvlText w:val="•"/>
       <w:lvlJc w:val="left"/>
       <w:pPr>
-        <w:tabs>
-          <w:tab w:val="num" w:pos="4320"/>
-        </w:tabs>
-        <w:ind w:left="4800" w:hanging="480"/>
+        <w:ind w:left="5040" w:hanging="480"/>
       </w:pPr>
     </w:lvl>
     <w:lvl w:ilvl="7">
@@ -3799,10 +3855,7 @@
       <w:lvlText w:val="–"/>
       <w:lvlJc w:val="left"/>
       <w:pPr>
-        <w:tabs>
-          <w:tab w:val="num" w:pos="5040"/>
-        </w:tabs>
-        <w:ind w:left="5520" w:hanging="480"/>
+        <w:ind w:left="5760" w:hanging="480"/>
       </w:pPr>
     </w:lvl>
     <w:lvl w:ilvl="8">
@@ -3810,10 +3863,7 @@
       <w:lvlText w:val="•"/>
       <w:lvlJc w:val="left"/>
       <w:pPr>
-        <w:tabs>
-          <w:tab w:val="num" w:pos="5760"/>
-        </w:tabs>
-        <w:ind w:left="6240" w:hanging="480"/>
+        <w:ind w:left="6480" w:hanging="480"/>
       </w:pPr>
     </w:lvl>
   </w:abstractNum>
@@ -3831,10 +3881,10 @@
   <w:docDefaults>
     <w:rPrDefault>
       <w:rPr>
-        <w:rFonts w:asciiTheme="minorHAnsi" w:eastAsiaTheme="minorHAnsi" w:hAnsiTheme="minorHAnsi" w:cstheme="minorBidi"/>
+        <w:rFonts w:asciiTheme="minorHAnsi" w:cstheme="minorBidi" w:eastAsiaTheme="minorHAnsi" w:hAnsiTheme="minorHAnsi"/>
         <w:sz w:val="24"/>
         <w:szCs w:val="24"/>
-        <w:lang w:val="en-US" w:eastAsia="en-US" w:bidi="ar-SA"/>
+        <w:lang w:bidi="ar-SA" w:eastAsia="en-US" w:val="en-US"/>
       </w:rPr>
     </w:rPrDefault>
     <w:pPrDefault>
@@ -3843,35 +3893,35 @@
       </w:pPr>
     </w:pPrDefault>
   </w:docDefaults>
-  <w:latentStyles w:defLockedState="0" w:defUIPriority="0" w:defSemiHidden="0" w:defUnhideWhenUsed="0" w:defQFormat="0" w:count="276"/>
-  <w:style w:type="paragraph" w:default="1" w:styleId="Normal">
+  <w:latentStyles w:count="276" w:defLockedState="0" w:defQFormat="0" w:defSemiHidden="0" w:defUIPriority="0" w:defUnhideWhenUsed="0"/>
+  <w:style w:default="1" w:styleId="Normal" w:type="paragraph">
     <w:name w:val="Normal"/>
     <w:qFormat/>
   </w:style>
-  <w:style w:type="paragraph" w:styleId="BodyText">
+  <w:style w:styleId="BodyText" w:type="paragraph">
     <w:name w:val="Body Text"/>
     <w:basedOn w:val="Normal"/>
     <w:link w:val="BodyTextChar"/>
     <w:pPr>
-      <w:spacing w:before="180" w:after="180"/>
+      <w:spacing w:after="180" w:before="180"/>
     </w:pPr>
     <w:qFormat/>
   </w:style>
-  <w:style w:type="paragraph" w:customStyle="1" w:styleId="FirstParagraph">
+  <w:style w:customStyle="1" w:styleId="FirstParagraph" w:type="paragraph">
     <w:name w:val="First Paragraph"/>
     <w:basedOn w:val="BodyText"/>
     <w:next w:val="BodyText"/>
     <w:qFormat/>
   </w:style>
-  <w:style w:type="paragraph" w:customStyle="1" w:styleId="Compact">
+  <w:style w:customStyle="1" w:styleId="Compact" w:type="paragraph">
     <w:name w:val="Compact"/>
     <w:basedOn w:val="BodyText"/>
     <w:qFormat/>
     <w:pPr>
-      <w:spacing w:before="36" w:after="36"/>
+      <w:spacing w:after="36" w:before="36"/>
     </w:pPr>
   </w:style>
-  <w:style w:type="paragraph" w:styleId="Title">
+  <w:style w:styleId="Title" w:type="paragraph">
     <w:name w:val="Title"/>
     <w:basedOn w:val="Normal"/>
     <w:next w:val="BodyText"/>
@@ -3879,19 +3929,19 @@
     <w:pPr>
       <w:keepNext/>
       <w:keepLines/>
-      <w:spacing w:before="480" w:after="240"/>
+      <w:spacing w:after="240" w:before="480"/>
       <w:jc w:val="center"/>
     </w:pPr>
     <w:rPr>
-      <w:rFonts w:asciiTheme="majorHAnsi" w:eastAsiaTheme="majorEastAsia" w:hAnsiTheme="majorHAnsi" w:cstheme="majorBidi"/>
+      <w:rFonts w:asciiTheme="majorHAnsi" w:cstheme="majorBidi" w:eastAsiaTheme="majorEastAsia" w:hAnsiTheme="majorHAnsi"/>
       <w:b/>
       <w:bCs/>
-      <w:color w:val="345A8A" w:themeColor="accent1" w:themeShade="B5"/>
+      <w:color w:themeColor="accent1" w:themeShade="B5" w:val="345A8A"/>
       <w:sz w:val="36"/>
       <w:szCs w:val="36"/>
     </w:rPr>
   </w:style>
-  <w:style w:type="paragraph" w:styleId="Subtitle">
+  <w:style w:styleId="Subtitle" w:type="paragraph">
     <w:name w:val="Subtitle"/>
     <w:basedOn w:val="Title"/>
     <w:next w:val="BodyText"/>
@@ -3899,7 +3949,7 @@
     <w:pPr>
       <w:keepNext/>
       <w:keepLines/>
-      <w:spacing w:before="240" w:after="240"/>
+      <w:spacing w:after="240" w:before="240"/>
       <w:jc w:val="center"/>
     </w:pPr>
     <w:rPr>
@@ -3907,7 +3957,7 @@
       <w:szCs w:val="30"/>
     </w:rPr>
   </w:style>
-  <w:style w:type="paragraph" w:customStyle="1" w:styleId="Author">
+  <w:style w:customStyle="1" w:styleId="Author" w:type="paragraph">
     <w:name w:val="Author"/>
     <w:next w:val="BodyText"/>
     <w:qFormat/>
@@ -3917,7 +3967,7 @@
       <w:jc w:val="center"/>
     </w:pPr>
   </w:style>
-  <w:style w:type="paragraph" w:styleId="Date">
+  <w:style w:styleId="Date" w:type="paragraph">
     <w:name w:val="Date"/>
     <w:next w:val="BodyText"/>
     <w:qFormat/>
@@ -3927,7 +3977,26 @@
       <w:jc w:val="center"/>
     </w:pPr>
   </w:style>
-  <w:style w:type="paragraph" w:customStyle="1" w:styleId="Abstract">
+  <w:style w:customStyle="1" w:styleId="AbstractTitle" w:type="paragraph">
+    <w:name w:val="Abstract Title"/>
+    <w:basedOn w:val="Normal"/>
+    <w:next w:val="Abstract"/>
+    <w:qFormat/>
+    <w:pPr>
+      <w:keepNext/>
+      <w:keepLines/>
+      <w:jc w:val="center"/>
+      <w:spacing w:after="0" w:before="300"/>
+    </w:pPr>
+    <w:rPr>
+      <w:sz w:val="20"/>
+      <w:szCs w:val="20"/>
+      <w:b/>
+      <w:color w:val="345A8A"/>
+      &gt;
+    </w:rPr>
+  </w:style>
+  <w:style w:customStyle="1" w:styleId="Abstract" w:type="paragraph">
     <w:name w:val="Abstract"/>
     <w:basedOn w:val="Normal"/>
     <w:next w:val="BodyText"/>
@@ -3935,14 +4004,14 @@
     <w:pPr>
       <w:keepNext/>
       <w:keepLines/>
-      <w:spacing w:before="300" w:after="300"/>
+      <w:spacing w:after="300" w:before="100"/>
     </w:pPr>
     <w:rPr>
       <w:sz w:val="20"/>
       <w:szCs w:val="20"/>
     </w:rPr>
   </w:style>
-  <w:style w:type="paragraph" w:styleId="Bibliography">
+  <w:style w:styleId="Bibliography" w:type="paragraph">
     <w:name w:val="Bibliography"/>
     <w:basedOn w:val="Normal"/>
     <w:next w:val="Bibliography"/>
@@ -3950,7 +4019,7 @@
     <w:pPr/>
     <w:rPr/>
   </w:style>
-  <w:style w:type="paragraph" w:styleId="Heading1">
+  <w:style w:styleId="Heading1" w:type="paragraph">
     <w:name w:val="Heading 1"/>
     <w:basedOn w:val="Normal"/>
     <w:next w:val="BodyText"/>
@@ -3959,19 +4028,19 @@
     <w:pPr>
       <w:keepNext/>
       <w:keepLines/>
-      <w:spacing w:before="480" w:after="0"/>
+      <w:spacing w:after="0" w:before="480"/>
       <w:outlineLvl w:val="0"/>
     </w:pPr>
     <w:rPr>
-      <w:rFonts w:asciiTheme="majorHAnsi" w:eastAsiaTheme="majorEastAsia" w:hAnsiTheme="majorHAnsi" w:cstheme="majorBidi"/>
+      <w:rFonts w:asciiTheme="majorHAnsi" w:cstheme="majorBidi" w:eastAsiaTheme="majorEastAsia" w:hAnsiTheme="majorHAnsi"/>
       <w:b/>
       <w:bCs/>
-      <w:color w:val="4F81BD" w:themeColor="accent1"/>
+      <w:color w:themeColor="accent1" w:val="4F81BD"/>
       <w:sz w:val="32"/>
       <w:szCs w:val="32"/>
     </w:rPr>
   </w:style>
-  <w:style w:type="paragraph" w:styleId="Heading2">
+  <w:style w:styleId="Heading2" w:type="paragraph">
     <w:name w:val="Heading 2"/>
     <w:basedOn w:val="Normal"/>
     <w:next w:val="BodyText"/>
@@ -3981,19 +4050,19 @@
     <w:pPr>
       <w:keepNext/>
       <w:keepLines/>
-      <w:spacing w:before="200" w:after="0"/>
+      <w:spacing w:after="0" w:before="200"/>
       <w:outlineLvl w:val="1"/>
     </w:pPr>
     <w:rPr>
-      <w:rFonts w:asciiTheme="majorHAnsi" w:eastAsiaTheme="majorEastAsia" w:hAnsiTheme="majorHAnsi" w:cstheme="majorBidi"/>
+      <w:rFonts w:asciiTheme="majorHAnsi" w:cstheme="majorBidi" w:eastAsiaTheme="majorEastAsia" w:hAnsiTheme="majorHAnsi"/>
       <w:b/>
       <w:bCs/>
-      <w:color w:val="4F81BD" w:themeColor="accent1"/>
+      <w:color w:themeColor="accent1" w:val="4F81BD"/>
       <w:sz w:val="28"/>
       <w:szCs w:val="28"/>
     </w:rPr>
   </w:style>
-  <w:style w:type="paragraph" w:styleId="Heading3">
+  <w:style w:styleId="Heading3" w:type="paragraph">
     <w:name w:val="Heading 3"/>
     <w:basedOn w:val="Normal"/>
     <w:next w:val="BodyText"/>
@@ -4003,19 +4072,19 @@
     <w:pPr>
       <w:keepNext/>
       <w:keepLines/>
-      <w:spacing w:before="200" w:after="0"/>
+      <w:spacing w:after="0" w:before="200"/>
       <w:outlineLvl w:val="2"/>
     </w:pPr>
     <w:rPr>
-      <w:rFonts w:asciiTheme="majorHAnsi" w:eastAsiaTheme="majorEastAsia" w:hAnsiTheme="majorHAnsi" w:cstheme="majorBidi"/>
+      <w:rFonts w:asciiTheme="majorHAnsi" w:cstheme="majorBidi" w:eastAsiaTheme="majorEastAsia" w:hAnsiTheme="majorHAnsi"/>
       <w:b/>
       <w:bCs/>
-      <w:color w:val="4F81BD" w:themeColor="accent1"/>
+      <w:color w:themeColor="accent1" w:val="4F81BD"/>
       <w:sz w:val="24"/>
       <w:szCs w:val="24"/>
     </w:rPr>
   </w:style>
-  <w:style w:type="paragraph" w:styleId="Heading4">
+  <w:style w:styleId="Heading4" w:type="paragraph">
     <w:name w:val="Heading 4"/>
     <w:basedOn w:val="Normal"/>
     <w:next w:val="BodyText"/>
@@ -4025,19 +4094,19 @@
     <w:pPr>
       <w:keepNext/>
       <w:keepLines/>
-      <w:spacing w:before="200" w:after="0"/>
+      <w:spacing w:after="0" w:before="200"/>
       <w:outlineLvl w:val="3"/>
     </w:pPr>
     <w:rPr>
-      <w:rFonts w:asciiTheme="majorHAnsi" w:eastAsiaTheme="majorEastAsia" w:hAnsiTheme="majorHAnsi" w:cstheme="majorBidi"/>
+      <w:rFonts w:asciiTheme="majorHAnsi" w:cstheme="majorBidi" w:eastAsiaTheme="majorEastAsia" w:hAnsiTheme="majorHAnsi"/>
       <w:i/>
       <w:bCs/>
-      <w:color w:val="4F81BD" w:themeColor="accent1"/>
+      <w:color w:themeColor="accent1" w:val="4F81BD"/>
       <w:sz w:val="24"/>
       <w:szCs w:val="24"/>
     </w:rPr>
   </w:style>
-  <w:style w:type="paragraph" w:styleId="Heading5">
+  <w:style w:styleId="Heading5" w:type="paragraph">
     <w:name w:val="Heading 5"/>
     <w:basedOn w:val="Normal"/>
     <w:next w:val="BodyText"/>
@@ -4047,18 +4116,18 @@
     <w:pPr>
       <w:keepNext/>
       <w:keepLines/>
-      <w:spacing w:before="200" w:after="0"/>
+      <w:spacing w:after="0" w:before="200"/>
       <w:outlineLvl w:val="4"/>
     </w:pPr>
     <w:rPr>
-      <w:rFonts w:asciiTheme="majorHAnsi" w:eastAsiaTheme="majorEastAsia" w:hAnsiTheme="majorHAnsi" w:cstheme="majorBidi"/>
+      <w:rFonts w:asciiTheme="majorHAnsi" w:cstheme="majorBidi" w:eastAsiaTheme="majorEastAsia" w:hAnsiTheme="majorHAnsi"/>
       <w:iCs/>
-      <w:color w:val="4F81BD" w:themeColor="accent1"/>
+      <w:color w:themeColor="accent1" w:val="4F81BD"/>
       <w:sz w:val="24"/>
       <w:szCs w:val="24"/>
     </w:rPr>
   </w:style>
-  <w:style w:type="paragraph" w:styleId="Heading6">
+  <w:style w:styleId="Heading6" w:type="paragraph">
     <w:name w:val="Heading 6"/>
     <w:basedOn w:val="Normal"/>
     <w:next w:val="BodyText"/>
@@ -4068,17 +4137,17 @@
     <w:pPr>
       <w:keepNext/>
       <w:keepLines/>
-      <w:spacing w:before="200" w:after="0"/>
+      <w:spacing w:after="0" w:before="200"/>
       <w:outlineLvl w:val="5"/>
     </w:pPr>
     <w:rPr>
-      <w:rFonts w:asciiTheme="majorHAnsi" w:eastAsiaTheme="majorEastAsia" w:hAnsiTheme="majorHAnsi" w:cstheme="majorBidi"/>
-      <w:color w:val="4F81BD" w:themeColor="accent1"/>
+      <w:rFonts w:asciiTheme="majorHAnsi" w:cstheme="majorBidi" w:eastAsiaTheme="majorEastAsia" w:hAnsiTheme="majorHAnsi"/>
+      <w:color w:themeColor="accent1" w:val="4F81BD"/>
       <w:sz w:val="24"/>
       <w:szCs w:val="24"/>
     </w:rPr>
   </w:style>
-  <w:style w:type="paragraph" w:styleId="Heading7">
+  <w:style w:styleId="Heading7" w:type="paragraph">
     <w:name w:val="Heading 7"/>
     <w:basedOn w:val="Normal"/>
     <w:next w:val="BodyText"/>
@@ -4088,17 +4157,17 @@
     <w:pPr>
       <w:keepNext/>
       <w:keepLines/>
-      <w:spacing w:before="200" w:after="0"/>
+      <w:spacing w:after="0" w:before="200"/>
       <w:outlineLvl w:val="6"/>
     </w:pPr>
     <w:rPr>
-      <w:rFonts w:asciiTheme="majorHAnsi" w:eastAsiaTheme="majorEastAsia" w:hAnsiTheme="majorHAnsi" w:cstheme="majorBidi"/>
-      <w:color w:val="4F81BD" w:themeColor="accent1"/>
+      <w:rFonts w:asciiTheme="majorHAnsi" w:cstheme="majorBidi" w:eastAsiaTheme="majorEastAsia" w:hAnsiTheme="majorHAnsi"/>
+      <w:color w:themeColor="accent1" w:val="4F81BD"/>
       <w:sz w:val="24"/>
       <w:szCs w:val="24"/>
     </w:rPr>
   </w:style>
-  <w:style w:type="paragraph" w:styleId="Heading8">
+  <w:style w:styleId="Heading8" w:type="paragraph">
     <w:name w:val="Heading 8"/>
     <w:basedOn w:val="Normal"/>
     <w:next w:val="BodyText"/>
@@ -4108,17 +4177,17 @@
     <w:pPr>
       <w:keepNext/>
       <w:keepLines/>
-      <w:spacing w:before="200" w:after="0"/>
+      <w:spacing w:after="0" w:before="200"/>
       <w:outlineLvl w:val="7"/>
     </w:pPr>
     <w:rPr>
-      <w:rFonts w:asciiTheme="majorHAnsi" w:eastAsiaTheme="majorEastAsia" w:hAnsiTheme="majorHAnsi" w:cstheme="majorBidi"/>
-      <w:color w:val="4F81BD" w:themeColor="accent1"/>
+      <w:rFonts w:asciiTheme="majorHAnsi" w:cstheme="majorBidi" w:eastAsiaTheme="majorEastAsia" w:hAnsiTheme="majorHAnsi"/>
+      <w:color w:themeColor="accent1" w:val="4F81BD"/>
       <w:sz w:val="24"/>
       <w:szCs w:val="24"/>
     </w:rPr>
   </w:style>
-  <w:style w:type="paragraph" w:styleId="Heading9">
+  <w:style w:styleId="Heading9" w:type="paragraph">
     <w:name w:val="Heading 9"/>
     <w:basedOn w:val="Normal"/>
     <w:next w:val="BodyText"/>
@@ -4128,17 +4197,17 @@
     <w:pPr>
       <w:keepNext/>
       <w:keepLines/>
-      <w:spacing w:before="200" w:after="0"/>
+      <w:spacing w:after="0" w:before="200"/>
       <w:outlineLvl w:val="8"/>
     </w:pPr>
     <w:rPr>
-      <w:rFonts w:asciiTheme="majorHAnsi" w:eastAsiaTheme="majorEastAsia" w:hAnsiTheme="majorHAnsi" w:cstheme="majorBidi"/>
-      <w:color w:val="4F81BD" w:themeColor="accent1"/>
+      <w:rFonts w:asciiTheme="majorHAnsi" w:cstheme="majorBidi" w:eastAsiaTheme="majorEastAsia" w:hAnsiTheme="majorHAnsi"/>
+      <w:color w:themeColor="accent1" w:val="4F81BD"/>
       <w:sz w:val="24"/>
       <w:szCs w:val="24"/>
     </w:rPr>
   </w:style>
-  <w:style w:type="paragraph" w:styleId="BlockText">
+  <w:style w:styleId="BlockText" w:type="paragraph">
     <w:name w:val="Block Text"/>
     <w:basedOn w:val="BodyText"/>
     <w:next w:val="BodyText"/>
@@ -4146,11 +4215,11 @@
     <w:unhideWhenUsed/>
     <w:qFormat/>
     <w:pPr>
-      <w:spacing w:before="100" w:after="100"/>
+      <w:spacing w:after="100" w:before="100"/>
       <w:ind w:firstLine="0" w:left="480" w:right="480"/>
     </w:pPr>
   </w:style>
-  <w:style w:type="paragraph" w:styleId="FootnoteText">
+  <w:style w:styleId="FootnoteText" w:type="paragraph">
     <w:name w:val="Footnote Text"/>
     <w:basedOn w:val="Normal"/>
     <w:next w:val="FootnoteText"/>
@@ -4158,28 +4227,43 @@
     <w:unhideWhenUsed/>
     <w:qFormat/>
   </w:style>
-  <w:style w:type="character" w:default="1" w:styleId="DefaultParagraphFont">
+  <w:style w:default="1" w:styleId="DefaultParagraphFont" w:type="character">
     <w:name w:val="Default Paragraph Font"/>
     <w:semiHidden/>
     <w:unhideWhenUsed/>
   </w:style>
-  <w:style w:type="table" w:default="1" w:styleId="Table">
+  <w:style w:default="1" w:styleId="Table" w:type="table">
     <w:name w:val="Table"/>
     <w:basedOn w:val="TableNormal"/>
     <w:semiHidden/>
     <w:unhideWhenUsed/>
     <w:qFormat/>
     <w:tblPr>
-      <w:tblInd w:w="0" w:type="dxa"/>
+      <w:tblInd w:type="dxa" w:w="0"/>
       <w:tblCellMar>
-        <w:top w:w="0" w:type="dxa"/>
-        <w:left w:w="108" w:type="dxa"/>
-        <w:bottom w:w="0" w:type="dxa"/>
-        <w:right w:w="108" w:type="dxa"/>
+        <w:top w:type="dxa" w:w="0"/>
+        <w:left w:type="dxa" w:w="108"/>
+        <w:bottom w:type="dxa" w:w="0"/>
+        <w:right w:type="dxa" w:w="108"/>
       </w:tblCellMar>
     </w:tblPr>
-  </w:style>
-  <w:style w:type="paragraph" w:customStyle="1" w:styleId="DefinitionTerm">
+    <w:tblStylePr w:type="firstRow">
+      <w:tblPr>
+        <w:jc w:val="left"/>
+        <w:tblInd w:type="dxa" w:w="0"/>
+      </w:tblPr>
+      <w:trPr>
+        <w:jc w:val="left"/>
+      </w:trPr>
+      <w:tcPr>
+        <w:vAlign w:val="bottom"/>
+        <w:tcBorders>
+          <w:bottom w:val="single"/>
+        </w:tcBorders>
+      </w:tcPr>
+    </w:tblStylePr>
+  </w:style>
+  <w:style w:customStyle="1" w:styleId="DefinitionTerm" w:type="paragraph">
     <w:name w:val="Definition Term"/>
     <w:basedOn w:val="Normal"/>
     <w:next w:val="Definition"/>
@@ -4192,49 +4276,49 @@
       <w:b/>
     </w:rPr>
   </w:style>
-  <w:style w:type="paragraph" w:customStyle="1" w:styleId="Definition">
+  <w:style w:customStyle="1" w:styleId="Definition" w:type="paragraph">
     <w:name w:val="Definition"/>
     <w:basedOn w:val="Normal"/>
   </w:style>
-  <w:style w:type="paragraph" w:styleId="Caption">
+  <w:style w:styleId="Caption" w:type="paragraph">
     <w:name w:val="Caption"/>
     <w:basedOn w:val="Normal"/>
     <w:link w:val="BodyTextChar"/>
     <w:pPr>
-      <w:spacing w:before="0" w:after="120"/>
+      <w:spacing w:after="120" w:before="0"/>
     </w:pPr>
     <w:rPr>
       <w:i/>
     </w:rPr>
   </w:style>
-  <w:style w:type="paragraph" w:customStyle="1" w:styleId="TableCaption">
+  <w:style w:customStyle="1" w:styleId="TableCaption" w:type="paragraph">
     <w:name w:val="Table Caption"/>
     <w:basedOn w:val="Caption"/>
     <w:pPr>
       <w:keepNext/>
     </w:pPr>
   </w:style>
-  <w:style w:type="paragraph" w:customStyle="1" w:styleId="ImageCaption">
+  <w:style w:customStyle="1" w:styleId="ImageCaption" w:type="paragraph">
     <w:name w:val="Image Caption"/>
     <w:basedOn w:val="Caption"/>
   </w:style>
-  <w:style w:type="paragraph" w:customStyle="1" w:styleId="Figure">
+  <w:style w:customStyle="1" w:styleId="Figure" w:type="paragraph">
     <w:name w:val="Figure"/>
     <w:basedOn w:val="Normal"/>
   </w:style>
-  <w:style w:type="paragraph" w:customStyle="1" w:styleId="CaptionedFigure">
+  <w:style w:customStyle="1" w:styleId="CaptionedFigure" w:type="paragraph">
     <w:name w:val="Captioned Figure"/>
     <w:basedOn w:val="Figure"/>
     <w:pPr>
       <w:keepNext/>
     </w:pPr>
   </w:style>
-  <w:style w:type="character" w:customStyle="1" w:styleId="BodyTextChar">
+  <w:style w:customStyle="1" w:styleId="BodyTextChar" w:type="character">
     <w:name w:val="Body Text Char"/>
     <w:basedOn w:val="DefaultParagraphFont"/>
     <w:link w:val="BodyText"/>
   </w:style>
-  <w:style w:type="character" w:customStyle="1" w:styleId="VerbatimChar">
+  <w:style w:customStyle="1" w:styleId="VerbatimChar" w:type="character">
     <w:name w:val="Verbatim Char"/>
     <w:basedOn w:val="BodyTextChar"/>
     <w:rPr>
@@ -4242,21 +4326,25 @@
       <w:sz w:val="22"/>
     </w:rPr>
   </w:style>
-  <w:style w:type="character" w:styleId="FootnoteReference">
+  <w:style w:customStyle="1" w:styleId="SectionNumber" w:type="character">
+    <w:name w:val="Section Number"/>
+    <w:basedOn w:val="BodyTextChar"/>
+  </w:style>
+  <w:style w:styleId="FootnoteReference" w:type="character">
     <w:name w:val="Footnote Reference"/>
     <w:basedOn w:val="BodyTextChar"/>
     <w:rPr>
       <w:vertAlign w:val="superscript"/>
     </w:rPr>
   </w:style>
-  <w:style w:type="character" w:styleId="Hyperlink">
+  <w:style w:styleId="Hyperlink" w:type="character">
     <w:name w:val="Hyperlink"/>
     <w:basedOn w:val="BodyTextChar"/>
     <w:rPr>
-      <w:color w:val="4F81BD" w:themeColor="accent1"/>
+      <w:color w:themeColor="accent1" w:val="4F81BD"/>
     </w:rPr>
   </w:style>
-  <w:style w:type="paragraph" w:styleId="TOCHeading">
+  <w:style w:styleId="TOCHeading" w:type="paragraph">
     <w:name w:val="TOC Heading"/>
     <w:basedOn w:val="Heading1"/>
     <w:next w:val="BodyText"/>
@@ -4268,10 +4356,10 @@
       <w:outlineLvl w:val="9"/>
     </w:pPr>
     <w:rPr>
-      <w:rFonts w:asciiTheme="majorHAnsi" w:eastAsiaTheme="majorEastAsia" w:hAnsiTheme="majorHAnsi" w:cstheme="majorBidi"/>
+      <w:rFonts w:asciiTheme="majorHAnsi" w:cstheme="majorBidi" w:eastAsiaTheme="majorEastAsia" w:hAnsiTheme="majorHAnsi"/>
       <w:b w:val="0"/>
       <w:bCs w:val="0"/>
-      <w:color w:val="365F91" w:themeColor="accent1" w:themeShade="BF"/>
+      <w:color w:themeColor="accent1" w:themeShade="BF" w:val="365F91"/>
     </w:rPr>
   </w:style>
   <w:style w:type="paragraph" w:customStyle="1" w:styleId="SourceCode">
@@ -4363,7 +4451,10 @@
   <w:style w:type="character" w:customStyle="1" w:styleId="ImportTok">
     <w:name w:val="ImportTok"/>
     <w:basedOn w:val="VerbatimChar"/>
-    <w:rPr/>
+    <w:rPr>
+      <w:color w:val="008000"/>
+      <w:b/>
+    </w:rPr>
   </w:style>
   <w:style w:type="character" w:customStyle="1" w:styleId="CommentTok">
     <w:name w:val="CommentTok"/>
@@ -4438,7 +4529,9 @@
   <w:style w:type="character" w:customStyle="1" w:styleId="BuiltInTok">
     <w:name w:val="BuiltInTok"/>
     <w:basedOn w:val="VerbatimChar"/>
-    <w:rPr/>
+    <w:rPr>
+      <w:color w:val="008000"/>
+    </w:rPr>
   </w:style>
   <w:style w:type="character" w:customStyle="1" w:styleId="ExtensionTok">
     <w:name w:val="ExtensionTok"/>
